--- a/docs/ip-registration/01_프로그램명세서_초안.docx
+++ b/docs/ip-registration/01_프로그램명세서_초안.docx
@@ -200,7 +200,7 @@
                 <w:sz w:val="18"/>
                 <w:szCs w:val="18"/>
               </w:rPr>
-              <w:t xml:space="preserve">초안 — </w:t>
+              <w:t xml:space="preserve">초안 v2 (2026-09-27 하원장님 확인 반영) — 남은 </w:t>
             </w:r>
             <w:r>
               <w:rPr>
@@ -219,7 +219,7 @@
                 <w:sz w:val="18"/>
                 <w:szCs w:val="18"/>
               </w:rPr>
-              <w:t xml:space="preserve"> 표시 항목을 채운 뒤 저작권등록시스템(www.cros.or.kr)에 입력</w:t>
+              <w:t xml:space="preserve"> 항목을 채운 뒤 저작권등록시스템(www.cros.or.kr)에 입력</w:t>
             </w:r>
           </w:p>
         </w:tc>
@@ -1340,39 +1340,10 @@
             <w:r>
               <w:rPr>
                 <w:rFonts w:ascii="맑은 고딕" w:cs="맑은 고딕" w:eastAsia="맑은 고딕" w:hAnsi="맑은 고딕"/>
-                <w:b/>
-                <w:bCs/>
-                <w:color w:val="C00000"/>
-                <w:sz w:val="18"/>
-                <w:szCs w:val="18"/>
-              </w:rPr>
-              <w:t xml:space="preserve">【확인 필요】</w:t>
-            </w:r>
-          </w:p>
-          <w:p>
-            <w:pPr>
-              <w:spacing w:after="20" w:line="270"/>
-            </w:pPr>
-            <w:r>
-              <w:rPr>
-                <w:rFonts w:ascii="맑은 고딕" w:cs="맑은 고딕" w:eastAsia="맑은 고딕" w:hAnsi="맑은 고딕"/>
-                <w:sz w:val="18"/>
-                <w:szCs w:val="18"/>
-              </w:rPr>
-              <w:t xml:space="preserve">(A안) 법인 — 업무상저작물(저작권법 제9조)</w:t>
-            </w:r>
-          </w:p>
-          <w:p>
-            <w:pPr>
-              <w:spacing w:after="20" w:line="270"/>
-            </w:pPr>
-            <w:r>
-              <w:rPr>
-                <w:rFonts w:ascii="맑은 고딕" w:cs="맑은 고딕" w:eastAsia="맑은 고딕" w:hAnsi="맑은 고딕"/>
-                <w:sz w:val="18"/>
-                <w:szCs w:val="18"/>
-              </w:rPr>
-              <w:t xml:space="preserve">(B안) 개인 하현제</w:t>
+                <w:sz w:val="18"/>
+                <w:szCs w:val="18"/>
+              </w:rPr>
+              <w:t xml:space="preserve">하현제 (개인, 대한민국)</w:t>
             </w:r>
           </w:p>
         </w:tc>
@@ -1402,7 +1373,7 @@
                 <w:sz w:val="18"/>
                 <w:szCs w:val="18"/>
               </w:rPr>
-              <w:t xml:space="preserve">10장 1번 참조</w:t>
+              <w:t xml:space="preserve">기획·설계·도메인 규칙을 직접 만든 자연인 저작자. AI 활용 저작물은 사람 저작자를 명확히 하는 편이 유리</w:t>
             </w:r>
           </w:p>
         </w:tc>
@@ -1467,21 +1438,10 @@
             <w:r>
               <w:rPr>
                 <w:rFonts w:ascii="맑은 고딕" w:cs="맑은 고딕" w:eastAsia="맑은 고딕" w:hAnsi="맑은 고딕"/>
-                <w:b/>
-                <w:bCs/>
-                <w:color w:val="C00000"/>
-                <w:sz w:val="18"/>
-                <w:szCs w:val="18"/>
-              </w:rPr>
-              <w:t xml:space="preserve">【확인 필요】</w:t>
-            </w:r>
-            <w:r>
-              <w:rPr>
-                <w:rFonts w:ascii="맑은 고딕" w:cs="맑은 고딕" w:eastAsia="맑은 고딕" w:hAnsi="맑은 고딕"/>
-                <w:sz w:val="18"/>
-                <w:szCs w:val="18"/>
-              </w:rPr>
-              <w:t xml:space="preserve"> 저작자와 같게 하거나, B안이면 등록 후 법인에 양도하고 양도 등록</w:t>
+                <w:sz w:val="18"/>
+                <w:szCs w:val="18"/>
+              </w:rPr>
+              <w:t xml:space="preserve">농업회사법인 디투오 주식회사(D2O Corp.) — 양도계약 후 양도 등록</w:t>
             </w:r>
           </w:p>
         </w:tc>
@@ -1511,7 +1471,7 @@
                 <w:sz w:val="18"/>
                 <w:szCs w:val="18"/>
               </w:rPr>
-              <w:t xml:space="preserve">양도계약서 초안 별도 제공</w:t>
+              <w:t xml:space="preserve">① 저작권 등록(저작자 하현제) → ② 저작재산권 양도 등록(D2O). 두 신청은 함께 접수할 수 있음</w:t>
             </w:r>
           </w:p>
         </w:tc>
@@ -4717,7 +4677,7 @@
                 <w:sz w:val="18"/>
                 <w:szCs w:val="18"/>
               </w:rPr>
-              <w:t xml:space="preserve">전체 커밋 수</w:t>
+              <w:t xml:space="preserve">개발 방식</w:t>
             </w:r>
           </w:p>
         </w:tc>
@@ -4744,10 +4704,20 @@
             <w:r>
               <w:rPr>
                 <w:rFonts w:ascii="맑은 고딕" w:cs="맑은 고딕" w:eastAsia="맑은 고딕" w:hAnsi="맑은 고딕"/>
-                <w:sz w:val="18"/>
-                <w:szCs w:val="18"/>
-              </w:rPr>
-              <w:t xml:space="preserve">569건 (2026-03-17 ~ 2026-08-10, 기준 브랜치)</w:t>
+                <w:b/>
+                <w:bCs/>
+                <w:sz w:val="18"/>
+                <w:szCs w:val="18"/>
+              </w:rPr>
+              <w:t xml:space="preserve">바이브코딩(자연어 지시 기반 AI 협업 개발)</w:t>
+            </w:r>
+            <w:r>
+              <w:rPr>
+                <w:rFonts w:ascii="맑은 고딕" w:cs="맑은 고딕" w:eastAsia="맑은 고딕" w:hAnsi="맑은 고딕"/>
+                <w:sz w:val="18"/>
+                <w:szCs w:val="18"/>
+              </w:rPr>
+              <w:t xml:space="preserve"> — 저작자가 기획·설계·도메인 규칙을 자연어로 정의하고 지시하면 AI 코딩 도구가 코드를 작성, 저작자가 결과를 검토·채택·수정 지시·검증하는 반복 방식</w:t>
             </w:r>
           </w:p>
         </w:tc>
@@ -4785,7 +4755,7 @@
                 <w:sz w:val="18"/>
                 <w:szCs w:val="18"/>
               </w:rPr>
-              <w:t xml:space="preserve">AI 공동작성 표기 커밋</w:t>
+              <w:t xml:space="preserve">전체 커밋 수</w:t>
             </w:r>
           </w:p>
         </w:tc>
@@ -4815,7 +4785,7 @@
                 <w:sz w:val="18"/>
                 <w:szCs w:val="18"/>
               </w:rPr>
-              <w:t xml:space="preserve">480건 (약 84%) — 커밋 메시지에 AI 코딩 도구(Anthropic Claude Code, Claude 계열 모델) 공동작성 표기</w:t>
+              <w:t xml:space="preserve">569건 (2026-03-17 ~ 2026-08-10, 기준 브랜치)</w:t>
             </w:r>
           </w:p>
         </w:tc>
@@ -4853,7 +4823,7 @@
                 <w:sz w:val="18"/>
                 <w:szCs w:val="18"/>
               </w:rPr>
-              <w:t xml:space="preserve">커밋 작성자 계정</w:t>
+              <w:t xml:space="preserve">AI 공동작성 표기 커밋</w:t>
             </w:r>
           </w:p>
         </w:tc>
@@ -4883,26 +4853,7 @@
                 <w:sz w:val="18"/>
                 <w:szCs w:val="18"/>
               </w:rPr>
-              <w:t xml:space="preserve">"James Ha" 406건, "하현제" 163건 — </w:t>
-            </w:r>
-            <w:r>
-              <w:rPr>
-                <w:rFonts w:ascii="맑은 고딕" w:cs="맑은 고딕" w:eastAsia="맑은 고딕" w:hAnsi="맑은 고딕"/>
-                <w:b/>
-                <w:bCs/>
-                <w:color w:val="C00000"/>
-                <w:sz w:val="18"/>
-                <w:szCs w:val="18"/>
-              </w:rPr>
-              <w:t xml:space="preserve">【확인 필요】</w:t>
-            </w:r>
-            <w:r>
-              <w:rPr>
-                <w:rFonts w:ascii="맑은 고딕" w:cs="맑은 고딕" w:eastAsia="맑은 고딕" w:hAnsi="맑은 고딕"/>
-                <w:sz w:val="18"/>
-                <w:szCs w:val="18"/>
-              </w:rPr>
-              <w:t xml:space="preserve"> "James Ha"가 하현제 본인의 다른 계정인지 확인</w:t>
+              <w:t xml:space="preserve">480건 (약 84%) — 커밋 메시지에 AI 코딩 도구(Anthropic Claude Code, Claude 계열 모델) 공동작성 표기</w:t>
             </w:r>
           </w:p>
         </w:tc>
@@ -4940,7 +4891,7 @@
                 <w:sz w:val="18"/>
                 <w:szCs w:val="18"/>
               </w:rPr>
-              <w:t xml:space="preserve">사람이 작성한 설계 문서</w:t>
+              <w:t xml:space="preserve">커밋 작성자 계정</w:t>
             </w:r>
           </w:p>
         </w:tc>
@@ -4970,7 +4921,25 @@
                 <w:sz w:val="18"/>
                 <w:szCs w:val="18"/>
               </w:rPr>
-              <w:t xml:space="preserve">CLAUDE.md(프로젝트 규칙·도메인 원칙), CowTalk_v5_Renewal_Blueprint.md(전면 재설계서), prompt_plan.md(단계별 구현 계획), CowTalk_Master_Plan.docx</w:t>
+              <w:t xml:space="preserve">"James Ha" 406건, "하현제" 163건 — </w:t>
+            </w:r>
+            <w:r>
+              <w:rPr>
+                <w:rFonts w:ascii="맑은 고딕" w:cs="맑은 고딕" w:eastAsia="맑은 고딕" w:hAnsi="맑은 고딕"/>
+                <w:b/>
+                <w:bCs/>
+                <w:sz w:val="18"/>
+                <w:szCs w:val="18"/>
+              </w:rPr>
+              <w:t xml:space="preserve">두 계정 모두 하현제 본인</w:t>
+            </w:r>
+            <w:r>
+              <w:rPr>
+                <w:rFonts w:ascii="맑은 고딕" w:cs="맑은 고딕" w:eastAsia="맑은 고딕" w:hAnsi="맑은 고딕"/>
+                <w:sz w:val="18"/>
+                <w:szCs w:val="18"/>
+              </w:rPr>
+              <w:t xml:space="preserve"> (영문명 계정, 2026-09-27 본인 확인)</w:t>
             </w:r>
           </w:p>
         </w:tc>
@@ -5008,6 +4977,74 @@
                 <w:sz w:val="18"/>
                 <w:szCs w:val="18"/>
               </w:rPr>
+              <w:t xml:space="preserve">사람이 작성한 설계 문서</w:t>
+            </w:r>
+          </w:p>
+        </w:tc>
+        <w:tc>
+          <w:tcPr>
+            <w:tcW w:type="dxa" w:w="6426"/>
+            <w:tcBorders>
+              <w:top w:val="single" w:color="999999" w:sz="4"/>
+              <w:left w:val="single" w:color="999999" w:sz="4"/>
+              <w:bottom w:val="single" w:color="999999" w:sz="4"/>
+              <w:right w:val="single" w:color="999999" w:sz="4"/>
+            </w:tcBorders>
+            <w:tcMar>
+              <w:top w:type="dxa" w:w="60"/>
+              <w:left w:type="dxa" w:w="100"/>
+              <w:bottom w:type="dxa" w:w="60"/>
+              <w:right w:type="dxa" w:w="100"/>
+            </w:tcMar>
+          </w:tcPr>
+          <w:p>
+            <w:pPr>
+              <w:spacing w:after="20" w:line="270"/>
+            </w:pPr>
+            <w:r>
+              <w:rPr>
+                <w:rFonts w:ascii="맑은 고딕" w:cs="맑은 고딕" w:eastAsia="맑은 고딕" w:hAnsi="맑은 고딕"/>
+                <w:sz w:val="18"/>
+                <w:szCs w:val="18"/>
+              </w:rPr>
+              <w:t xml:space="preserve">CLAUDE.md(프로젝트 규칙·도메인 원칙), CowTalk_v5_Renewal_Blueprint.md(전면 재설계서), prompt_plan.md(단계별 구현 계획), CowTalk_Master_Plan.docx</w:t>
+            </w:r>
+          </w:p>
+        </w:tc>
+      </w:tr>
+      <w:tr>
+        <w:trPr>
+          <w:tblHeader w:val="false"/>
+        </w:trPr>
+        <w:tc>
+          <w:tcPr>
+            <w:tcW w:type="dxa" w:w="2600"/>
+            <w:tcBorders>
+              <w:top w:val="single" w:color="999999" w:sz="4"/>
+              <w:left w:val="single" w:color="999999" w:sz="4"/>
+              <w:bottom w:val="single" w:color="999999" w:sz="4"/>
+              <w:right w:val="single" w:color="999999" w:sz="4"/>
+            </w:tcBorders>
+            <w:shd w:fill="F2F2F2" w:color="auto" w:val="clear"/>
+            <w:tcMar>
+              <w:top w:type="dxa" w:w="60"/>
+              <w:left w:type="dxa" w:w="100"/>
+              <w:bottom w:type="dxa" w:w="60"/>
+              <w:right w:type="dxa" w:w="100"/>
+            </w:tcMar>
+          </w:tcPr>
+          <w:p>
+            <w:pPr>
+              <w:spacing w:after="20" w:line="270"/>
+            </w:pPr>
+            <w:r>
+              <w:rPr>
+                <w:rFonts w:ascii="맑은 고딕" w:cs="맑은 고딕" w:eastAsia="맑은 고딕" w:hAnsi="맑은 고딕"/>
+                <w:b/>
+                <w:bCs/>
+                <w:sz w:val="18"/>
+                <w:szCs w:val="18"/>
+              </w:rPr>
               <w:t xml:space="preserve">선행 버전</w:t>
             </w:r>
           </w:p>
@@ -5057,7 +5094,7 @@
                 <w:sz w:val="18"/>
                 <w:szCs w:val="18"/>
               </w:rPr>
-              <w:t xml:space="preserve"> v4 저작자·창작일</w:t>
+              <w:t xml:space="preserve"> v4 창작일·개발 방식</w:t>
             </w:r>
           </w:p>
         </w:tc>
@@ -5090,7 +5127,7 @@
           <w:sz w:val="20"/>
           <w:szCs w:val="20"/>
         </w:rPr>
-        <w:t xml:space="preserve">다음은 저작자(하현제)가 직접 결정하고 표현에 반영한 부분입니다. 명세서의 "창작 내용" 또는 "특징" 란에 이 취지로 기재하는 것을 권장합니다.</w:t>
+        <w:t xml:space="preserve">기획·설계·도메인 규칙은 모두 저작자(하현제)가 직접 만들었고, AI 코딩 도구는 그 지시를 코드로 옮기는 역할을 했습니다(2026-09-27 저작자 확인). 명세서의 "창작 내용" 또는 "특징" 란에 다음 취지로 기재하는 것을 권장합니다.</w:t>
       </w:r>
     </w:p>
     <w:tbl>
@@ -5583,7 +5620,7 @@
                 <w:sz w:val="18"/>
                 <w:szCs w:val="18"/>
               </w:rPr>
-              <w:t xml:space="preserve">v4.0에서 이식한 발정·임신·질병·융합 엔진의 판단 로직 </w:t>
+              <w:t xml:space="preserve">v4.0에서 이식한 발정·임신·질병·융합 엔진의 판단 로직 (v4.0 역시 하현제 기획·설계) </w:t>
             </w:r>
             <w:r>
               <w:rPr>
@@ -5594,7 +5631,7 @@
                 <w:sz w:val="18"/>
                 <w:szCs w:val="18"/>
               </w:rPr>
-              <w:t xml:space="preserve">【확인 필요: v4 작성 방식】</w:t>
+              <w:t xml:space="preserve">【확인 필요: v4 창작일】</w:t>
             </w:r>
           </w:p>
         </w:tc>
@@ -5632,7 +5669,7 @@
           <w:sz w:val="19"/>
           <w:szCs w:val="19"/>
         </w:rPr>
-        <w:t xml:space="preserve">"본 프로그램은 저작자가 설계한 전체 구조, 도메인 판단 규칙, 업무 흐름 및 모듈 구성에 따라 개발되었으며, 소스코드 작성 과정에서 생성형 AI 코딩 도구(Anthropic Claude Code)를 보조 도구로 사용하였다. 저작자는 AI 도구의 산출물을 선택·배열·수정·검증하였고, 본 등록은 저작자의 창작적 기여가 반영된 부분에 한하여 권리를 주장한다."</w:t>
+        <w:t xml:space="preserve">"본 프로그램의 기획, 전체 구조 설계, 도메인 판단 규칙, 업무 흐름 및 모듈 구성은 저작자가 직접 창작하였다. 저작자는 이를 자연어로 정의·지시하고 생성형 AI 코딩 도구(Anthropic Claude Code)가 소스코드를 작성하는 협업 방식(이른바 바이브코딩)으로 개발하였다. 저작자는 AI 도구의 산출물을 선택·배열·수정·검증하였고, 본 등록은 저작자의 창작적 기여가 반영된 부분에 한하여 권리를 주장한다."</w:t>
       </w:r>
     </w:p>
     <w:p>
@@ -7018,7 +7055,17 @@
                 <w:sz w:val="18"/>
                 <w:szCs w:val="18"/>
               </w:rPr>
-              <w:t xml:space="preserve">권리자: 개인(하현제)인가, 법인인가? 법인이면 ㈜제네틱스인가, 농업회사법인 D2O인가?</w:t>
+              <w:t xml:space="preserve">권리자 — </w:t>
+            </w:r>
+            <w:r>
+              <w:rPr>
+                <w:rFonts w:ascii="맑은 고딕" w:cs="맑은 고딕" w:eastAsia="맑은 고딕" w:hAnsi="맑은 고딕"/>
+                <w:b/>
+                <w:bCs/>
+                <w:sz w:val="18"/>
+                <w:szCs w:val="18"/>
+              </w:rPr>
+              <w:t xml:space="preserve">결정 완료</w:t>
             </w:r>
           </w:p>
         </w:tc>
@@ -7048,7 +7095,7 @@
                 <w:sz w:val="18"/>
                 <w:szCs w:val="18"/>
               </w:rPr>
-              <w:t xml:space="preserve">화면 하단에 "D2O Corp. | 농업회사법인"으로 표기돼 있어 사업 주체와 권리자가 엇갈릴 수 있음</w:t>
+              <w:t xml:space="preserve">저작자 하현제(개인), 저작재산권자 농업회사법인 디투오 주식회사(D2O Corp.)</w:t>
             </w:r>
           </w:p>
         </w:tc>
@@ -7078,7 +7125,7 @@
                 <w:sz w:val="18"/>
                 <w:szCs w:val="18"/>
               </w:rPr>
-              <w:t xml:space="preserve">사업을 운영할 법인으로 일치. 양도계약서 초안 참고</w:t>
+              <w:t xml:space="preserve">양도계약 체결(이사회·주주총회 승인 포함) 후 양도 등록. 법인등기부상 정확한 상호로 기재</w:t>
             </w:r>
           </w:p>
         </w:tc>
@@ -7143,7 +7190,17 @@
                 <w:sz w:val="18"/>
                 <w:szCs w:val="18"/>
               </w:rPr>
-              <w:t xml:space="preserve">"James Ha" 계정이 본인인지</w:t>
+              <w:t xml:space="preserve">"James Ha" 계정 — </w:t>
+            </w:r>
+            <w:r>
+              <w:rPr>
+                <w:rFonts w:ascii="맑은 고딕" w:cs="맑은 고딕" w:eastAsia="맑은 고딕" w:hAnsi="맑은 고딕"/>
+                <w:b/>
+                <w:bCs/>
+                <w:sz w:val="18"/>
+                <w:szCs w:val="18"/>
+              </w:rPr>
+              <w:t xml:space="preserve">확인 완료</w:t>
             </w:r>
           </w:p>
         </w:tc>
@@ -7173,7 +7230,7 @@
                 <w:sz w:val="18"/>
                 <w:szCs w:val="18"/>
               </w:rPr>
-              <w:t xml:space="preserve">커밋 406건의 작성자. 다른 사람이면 공동저작자이거나 권리 양도가 필요</w:t>
+              <w:t xml:space="preserve">하현제 본인 계정</w:t>
             </w:r>
           </w:p>
         </w:tc>
@@ -7203,7 +7260,7 @@
                 <w:sz w:val="18"/>
                 <w:szCs w:val="18"/>
               </w:rPr>
-              <w:t xml:space="preserve">본인이면 명세서에 "동일인" 메모</w:t>
+              <w:t xml:space="preserve">추가 권리 정리 불필요</w:t>
             </w:r>
           </w:p>
         </w:tc>

--- a/docs/ip-registration/01_프로그램명세서_초안.docx
+++ b/docs/ip-registration/01_프로그램명세서_초안.docx
@@ -200,7 +200,7 @@
                 <w:sz w:val="18"/>
                 <w:szCs w:val="18"/>
               </w:rPr>
-              <w:t xml:space="preserve">초안 v2 (2026-09-27 하원장님 확인 반영) — 남은 </w:t>
+              <w:t xml:space="preserve">초안 v3 (2026-09-27 — 날짜 조사·전부 본인 설계 확인 반영) — 남은 </w:t>
             </w:r>
             <w:r>
               <w:rPr>
@@ -826,7 +826,7 @@
           <w:sz w:val="20"/>
           <w:szCs w:val="20"/>
         </w:rPr>
-        <w:t xml:space="preserve">	7</w:t>
+        <w:t xml:space="preserve">	8</w:t>
       </w:r>
     </w:p>
     <w:p>
@@ -1634,21 +1634,28 @@
             <w:r>
               <w:rPr>
                 <w:rFonts w:ascii="맑은 고딕" w:cs="맑은 고딕" w:eastAsia="맑은 고딕" w:hAnsi="맑은 고딕"/>
-                <w:b/>
-                <w:bCs/>
-                <w:color w:val="C00000"/>
-                <w:sz w:val="18"/>
-                <w:szCs w:val="18"/>
-              </w:rPr>
-              <w:t xml:space="preserve">【확인 필요】</w:t>
-            </w:r>
-            <w:r>
-              <w:rPr>
-                <w:rFonts w:ascii="맑은 고딕" w:cs="맑은 고딕" w:eastAsia="맑은 고딕" w:hAnsi="맑은 고딕"/>
-                <w:sz w:val="18"/>
-                <w:szCs w:val="18"/>
-              </w:rPr>
-              <w:t xml:space="preserve"> 공표 — 2026-03-22 (기재안)</w:t>
+                <w:sz w:val="18"/>
+                <w:szCs w:val="18"/>
+              </w:rPr>
+              <w:t xml:space="preserve">공표 — </w:t>
+            </w:r>
+            <w:r>
+              <w:rPr>
+                <w:rFonts w:ascii="맑은 고딕" w:cs="맑은 고딕" w:eastAsia="맑은 고딕" w:hAnsi="맑은 고딕"/>
+                <w:b/>
+                <w:bCs/>
+                <w:sz w:val="18"/>
+                <w:szCs w:val="18"/>
+              </w:rPr>
+              <w:t xml:space="preserve">2026-03-19</w:t>
+            </w:r>
+            <w:r>
+              <w:rPr>
+                <w:rFonts w:ascii="맑은 고딕" w:cs="맑은 고딕" w:eastAsia="맑은 고딕" w:hAnsi="맑은 고딕"/>
+                <w:sz w:val="18"/>
+                <w:szCs w:val="18"/>
+              </w:rPr>
+              <w:t xml:space="preserve"> (기재안)</w:t>
             </w:r>
           </w:p>
         </w:tc>
@@ -1678,7 +1685,7 @@
                 <w:sz w:val="18"/>
                 <w:szCs w:val="18"/>
               </w:rPr>
-              <w:t xml:space="preserve">Netlify 공개 배포 설정 추가일. 로그인 없이 볼 수 있는 데모 모드가 공개돼 있어 공표에 해당할 가능성이 높음</w:t>
+              <w:t xml:space="preserve">GitHub 공개 저장소 hhj3150/cowtalk 생성일(2026-03-18 15:26 UTC = 03-19 한국시간). 이후 03-22 Netlify 공개 배포. 가장 이른 공개 시점을 기재하는 보수적 선택</w:t>
             </w:r>
           </w:p>
         </w:tc>
@@ -5045,7 +5052,7 @@
                 <w:sz w:val="18"/>
                 <w:szCs w:val="18"/>
               </w:rPr>
-              <w:t xml:space="preserve">선행 버전</w:t>
+              <w:t xml:space="preserve">선행 버전 (v4.0)</w:t>
             </w:r>
           </w:p>
         </w:tc>
@@ -5075,26 +5082,43 @@
                 <w:sz w:val="18"/>
                 <w:szCs w:val="18"/>
               </w:rPr>
-              <w:t xml:space="preserve">CowTalk v4.0 (JavaScript, 약 7.5만 줄) — v5.0이 v4의 도메인 로직(발정·임신·질병·융합 엔진)을 이식. </w:t>
-            </w:r>
-            <w:r>
-              <w:rPr>
-                <w:rFonts w:ascii="맑은 고딕" w:cs="맑은 고딕" w:eastAsia="맑은 고딕" w:hAnsi="맑은 고딕"/>
-                <w:b/>
-                <w:bCs/>
-                <w:color w:val="C00000"/>
-                <w:sz w:val="18"/>
-                <w:szCs w:val="18"/>
-              </w:rPr>
-              <w:t xml:space="preserve">【확인 필요】</w:t>
-            </w:r>
-            <w:r>
-              <w:rPr>
-                <w:rFonts w:ascii="맑은 고딕" w:cs="맑은 고딕" w:eastAsia="맑은 고딕" w:hAnsi="맑은 고딕"/>
-                <w:sz w:val="18"/>
-                <w:szCs w:val="18"/>
-              </w:rPr>
-              <w:t xml:space="preserve"> v4 창작일·개발 방식</w:t>
+              <w:t xml:space="preserve">ECO-BIT 축산 통합 플랫폼 = CowTalk v4.0 (비공개 저장소 hhj3150/Eco-Bit, JavaScript 약 5.6만 줄). 커밋 6건 모두 하현제, 2026-03-15 전체 코드 업로드. 내부 설계 분석 문서에 </w:t>
+            </w:r>
+            <w:r>
+              <w:rPr>
+                <w:rFonts w:ascii="맑은 고딕" w:cs="맑은 고딕" w:eastAsia="맑은 고딕" w:hAnsi="맑은 고딕"/>
+                <w:b/>
+                <w:bCs/>
+                <w:sz w:val="18"/>
+                <w:szCs w:val="18"/>
+              </w:rPr>
+              <w:t xml:space="preserve">2026-03-11</w:t>
+            </w:r>
+            <w:r>
+              <w:rPr>
+                <w:rFonts w:ascii="맑은 고딕" w:cs="맑은 고딕" w:eastAsia="맑은 고딕" w:hAnsi="맑은 고딕"/>
+                <w:sz w:val="18"/>
+                <w:szCs w:val="18"/>
+              </w:rPr>
+              <w:t xml:space="preserve"> 기록("CowTalk 핵심 7개 엔진 설계서 v1.0" 기준) → </w:t>
+            </w:r>
+            <w:r>
+              <w:rPr>
+                <w:rFonts w:ascii="맑은 고딕" w:cs="맑은 고딕" w:eastAsia="맑은 고딕" w:hAnsi="맑은 고딕"/>
+                <w:b/>
+                <w:bCs/>
+                <w:sz w:val="18"/>
+                <w:szCs w:val="18"/>
+              </w:rPr>
+              <w:t xml:space="preserve">v4.0 창작은 2026-03-11 이전</w:t>
+            </w:r>
+            <w:r>
+              <w:rPr>
+                <w:rFonts w:ascii="맑은 고딕" w:cs="맑은 고딕" w:eastAsia="맑은 고딕" w:hAnsi="맑은 고딕"/>
+                <w:sz w:val="18"/>
+                <w:szCs w:val="18"/>
+              </w:rPr>
+              <w:t xml:space="preserve">. 비공개 저장소라 미공표. v5.0은 이 v4.0의 발정·임신·질병·융합 엔진 로직을 이식</w:t>
             </w:r>
           </w:p>
         </w:tc>
@@ -5620,18 +5644,7 @@
                 <w:sz w:val="18"/>
                 <w:szCs w:val="18"/>
               </w:rPr>
-              <w:t xml:space="preserve">v4.0에서 이식한 발정·임신·질병·융합 엔진의 판단 로직 (v4.0 역시 하현제 기획·설계) </w:t>
-            </w:r>
-            <w:r>
-              <w:rPr>
-                <w:rFonts w:ascii="맑은 고딕" w:cs="맑은 고딕" w:eastAsia="맑은 고딕" w:hAnsi="맑은 고딕"/>
-                <w:b/>
-                <w:bCs/>
-                <w:color w:val="C00000"/>
-                <w:sz w:val="18"/>
-                <w:szCs w:val="18"/>
-              </w:rPr>
-              <w:t xml:space="preserve">【확인 필요: v4 창작일】</w:t>
+              <w:t xml:space="preserve">v4.0(ECO-BIT)에서 이식한 발정·임신·질병·융합 엔진의 판단 로직 — v4.0 역시 전부 하현제 기획·설계 (2026-09-27 저작자 확인)</w:t>
             </w:r>
           </w:p>
         </w:tc>
@@ -7325,7 +7338,17 @@
                 <w:sz w:val="18"/>
                 <w:szCs w:val="18"/>
               </w:rPr>
-              <w:t xml:space="preserve">v4.0의 저작자·창작일·개발 방식</w:t>
+              <w:t xml:space="preserve">v4.0 — </w:t>
+            </w:r>
+            <w:r>
+              <w:rPr>
+                <w:rFonts w:ascii="맑은 고딕" w:cs="맑은 고딕" w:eastAsia="맑은 고딕" w:hAnsi="맑은 고딕"/>
+                <w:b/>
+                <w:bCs/>
+                <w:sz w:val="18"/>
+                <w:szCs w:val="18"/>
+              </w:rPr>
+              <w:t xml:space="preserve">확인 완료</w:t>
             </w:r>
           </w:p>
         </w:tc>
@@ -7355,7 +7378,7 @@
                 <w:sz w:val="18"/>
                 <w:szCs w:val="18"/>
               </w:rPr>
-              <w:t xml:space="preserve">v5.0이 v4 로직을 이식했으므로 v4 권리가 깨끗해야 v5도 안전</w:t>
+              <w:t xml:space="preserve">저작자 하현제 단독(전부 본인 설계), 창작 2026-03-11 이전, 비공개(미공표)</w:t>
             </w:r>
           </w:p>
         </w:tc>
@@ -7385,7 +7408,7 @@
                 <w:sz w:val="18"/>
                 <w:szCs w:val="18"/>
               </w:rPr>
-              <w:t xml:space="preserve">v4도 별도 등록 검토</w:t>
+              <w:t xml:space="preserve">v5.0 등록 명세서에 선행 버전으로 기재. v4.0 별도 등록은 선택 사항</w:t>
             </w:r>
           </w:p>
         </w:tc>
@@ -7450,7 +7473,17 @@
                 <w:sz w:val="18"/>
                 <w:szCs w:val="18"/>
               </w:rPr>
-              <w:t xml:space="preserve">공표일</w:t>
+              <w:t xml:space="preserve">공표일 — </w:t>
+            </w:r>
+            <w:r>
+              <w:rPr>
+                <w:rFonts w:ascii="맑은 고딕" w:cs="맑은 고딕" w:eastAsia="맑은 고딕" w:hAnsi="맑은 고딕"/>
+                <w:b/>
+                <w:bCs/>
+                <w:sz w:val="18"/>
+                <w:szCs w:val="18"/>
+              </w:rPr>
+              <w:t xml:space="preserve">조사 완료</w:t>
             </w:r>
           </w:p>
         </w:tc>
@@ -7480,7 +7513,7 @@
                 <w:sz w:val="18"/>
                 <w:szCs w:val="18"/>
               </w:rPr>
-              <w:t xml:space="preserve">공표 전인지 후인지에 따라 기재가 달라지고, 업무상저작물 판단에도 영향</w:t>
+              <w:t xml:space="preserve">기재안 2026-03-19 (공개 저장소 생성일). 저장소를 처음부터 공개로 만들었는지는 GitHub 기록으로 확인되지 않음</w:t>
             </w:r>
           </w:p>
         </w:tc>
@@ -7510,7 +7543,7 @@
                 <w:sz w:val="18"/>
                 <w:szCs w:val="18"/>
               </w:rPr>
-              <w:t xml:space="preserve">최초로 외부에 공개한 날(데모·시연 포함)</w:t>
+              <w:t xml:space="preserve">처음엔 비공개였다면 공개 전환일 또는 03-22(Netlify)로 수정</w:t>
             </w:r>
           </w:p>
         </w:tc>
@@ -7575,7 +7608,17 @@
                 <w:sz w:val="18"/>
                 <w:szCs w:val="18"/>
               </w:rPr>
-              <w:t xml:space="preserve">외주 개발자·협력사 관여 여부</w:t>
+              <w:t xml:space="preserve">⚠️ </w:t>
+            </w:r>
+            <w:r>
+              <w:rPr>
+                <w:rFonts w:ascii="맑은 고딕" w:cs="맑은 고딕" w:eastAsia="맑은 고딕" w:hAnsi="맑은 고딕"/>
+                <w:b/>
+                <w:bCs/>
+                <w:sz w:val="18"/>
+                <w:szCs w:val="18"/>
+              </w:rPr>
+              <w:t xml:space="preserve">소스코드 저장소가 공개(public) 상태</w:t>
             </w:r>
           </w:p>
         </w:tc>
@@ -7605,7 +7648,7 @@
                 <w:sz w:val="18"/>
                 <w:szCs w:val="18"/>
               </w:rPr>
-              <w:t xml:space="preserve">제3자가 작성한 코드가 있으면 그 사람의 권리 정리가 필요</w:t>
+              <w:t xml:space="preserve">GitHub hhj3150/cowtalk이 누구나 볼 수 있는 공개 저장소. 영업비밀 보호가 어렵고, 특허를 낼 경우 신규성 문제가 생김(공지예외 주장은 공개일부터 12개월 이내)</w:t>
             </w:r>
           </w:p>
         </w:tc>
@@ -7632,10 +7675,20 @@
             <w:r>
               <w:rPr>
                 <w:rFonts w:ascii="맑은 고딕" w:cs="맑은 고딕" w:eastAsia="맑은 고딕" w:hAnsi="맑은 고딕"/>
-                <w:sz w:val="18"/>
-                <w:szCs w:val="18"/>
-              </w:rPr>
-              <w:t xml:space="preserve">있으면 권리 양도 확인서 확보</w:t>
+                <w:b/>
+                <w:bCs/>
+                <w:sz w:val="18"/>
+                <w:szCs w:val="18"/>
+              </w:rPr>
+              <w:t xml:space="preserve">저장소를 비공개로 전환 권장.</w:t>
+            </w:r>
+            <w:r>
+              <w:rPr>
+                <w:rFonts w:ascii="맑은 고딕" w:cs="맑은 고딕" w:eastAsia="맑은 고딕" w:hAnsi="맑은 고딕"/>
+                <w:sz w:val="18"/>
+                <w:szCs w:val="18"/>
+              </w:rPr>
+              <w:t xml:space="preserve"> 특허를 낼 계획이면 2027-03 전에 변리사 상담</w:t>
             </w:r>
           </w:p>
         </w:tc>
@@ -7671,6 +7724,141 @@
                 <w:szCs w:val="18"/>
               </w:rPr>
               <w:t xml:space="preserve">6</w:t>
+            </w:r>
+          </w:p>
+        </w:tc>
+        <w:tc>
+          <w:tcPr>
+            <w:tcW w:type="dxa" w:w="3000"/>
+            <w:tcBorders>
+              <w:top w:val="single" w:color="999999" w:sz="4"/>
+              <w:left w:val="single" w:color="999999" w:sz="4"/>
+              <w:bottom w:val="single" w:color="999999" w:sz="4"/>
+              <w:right w:val="single" w:color="999999" w:sz="4"/>
+            </w:tcBorders>
+            <w:tcMar>
+              <w:top w:type="dxa" w:w="60"/>
+              <w:left w:type="dxa" w:w="100"/>
+              <w:bottom w:type="dxa" w:w="60"/>
+              <w:right w:type="dxa" w:w="100"/>
+            </w:tcMar>
+          </w:tcPr>
+          <w:p>
+            <w:pPr>
+              <w:spacing w:after="20" w:line="270"/>
+            </w:pPr>
+            <w:r>
+              <w:rPr>
+                <w:rFonts w:ascii="맑은 고딕" w:cs="맑은 고딕" w:eastAsia="맑은 고딕" w:hAnsi="맑은 고딕"/>
+                <w:sz w:val="18"/>
+                <w:szCs w:val="18"/>
+              </w:rPr>
+              <w:t xml:space="preserve">외주 개발자·협력사 관여 — </w:t>
+            </w:r>
+            <w:r>
+              <w:rPr>
+                <w:rFonts w:ascii="맑은 고딕" w:cs="맑은 고딕" w:eastAsia="맑은 고딕" w:hAnsi="맑은 고딕"/>
+                <w:b/>
+                <w:bCs/>
+                <w:sz w:val="18"/>
+                <w:szCs w:val="18"/>
+              </w:rPr>
+              <w:t xml:space="preserve">확인 완료</w:t>
+            </w:r>
+          </w:p>
+        </w:tc>
+        <w:tc>
+          <w:tcPr>
+            <w:tcW w:type="dxa" w:w="3000"/>
+            <w:tcBorders>
+              <w:top w:val="single" w:color="999999" w:sz="4"/>
+              <w:left w:val="single" w:color="999999" w:sz="4"/>
+              <w:bottom w:val="single" w:color="999999" w:sz="4"/>
+              <w:right w:val="single" w:color="999999" w:sz="4"/>
+            </w:tcBorders>
+            <w:tcMar>
+              <w:top w:type="dxa" w:w="60"/>
+              <w:left w:type="dxa" w:w="100"/>
+              <w:bottom w:type="dxa" w:w="60"/>
+              <w:right w:type="dxa" w:w="100"/>
+            </w:tcMar>
+          </w:tcPr>
+          <w:p>
+            <w:pPr>
+              <w:spacing w:after="20" w:line="270"/>
+            </w:pPr>
+            <w:r>
+              <w:rPr>
+                <w:rFonts w:ascii="맑은 고딕" w:cs="맑은 고딕" w:eastAsia="맑은 고딕" w:hAnsi="맑은 고딕"/>
+                <w:sz w:val="18"/>
+                <w:szCs w:val="18"/>
+              </w:rPr>
+              <w:t xml:space="preserve">전부 하현제 본인 설계·개발 (2026-09-27 확인)</w:t>
+            </w:r>
+          </w:p>
+        </w:tc>
+        <w:tc>
+          <w:tcPr>
+            <w:tcW w:type="dxa" w:w="2526"/>
+            <w:tcBorders>
+              <w:top w:val="single" w:color="999999" w:sz="4"/>
+              <w:left w:val="single" w:color="999999" w:sz="4"/>
+              <w:bottom w:val="single" w:color="999999" w:sz="4"/>
+              <w:right w:val="single" w:color="999999" w:sz="4"/>
+            </w:tcBorders>
+            <w:tcMar>
+              <w:top w:type="dxa" w:w="60"/>
+              <w:left w:type="dxa" w:w="100"/>
+              <w:bottom w:type="dxa" w:w="60"/>
+              <w:right w:type="dxa" w:w="100"/>
+            </w:tcMar>
+          </w:tcPr>
+          <w:p>
+            <w:pPr>
+              <w:spacing w:after="20" w:line="270"/>
+            </w:pPr>
+            <w:r>
+              <w:rPr>
+                <w:rFonts w:ascii="맑은 고딕" w:cs="맑은 고딕" w:eastAsia="맑은 고딕" w:hAnsi="맑은 고딕"/>
+                <w:sz w:val="18"/>
+                <w:szCs w:val="18"/>
+              </w:rPr>
+              <w:t xml:space="preserve">권리 확인서 불필요</w:t>
+            </w:r>
+          </w:p>
+        </w:tc>
+      </w:tr>
+      <w:tr>
+        <w:trPr>
+          <w:tblHeader w:val="false"/>
+        </w:trPr>
+        <w:tc>
+          <w:tcPr>
+            <w:tcW w:type="dxa" w:w="500"/>
+            <w:tcBorders>
+              <w:top w:val="single" w:color="999999" w:sz="4"/>
+              <w:left w:val="single" w:color="999999" w:sz="4"/>
+              <w:bottom w:val="single" w:color="999999" w:sz="4"/>
+              <w:right w:val="single" w:color="999999" w:sz="4"/>
+            </w:tcBorders>
+            <w:tcMar>
+              <w:top w:type="dxa" w:w="60"/>
+              <w:left w:type="dxa" w:w="100"/>
+              <w:bottom w:type="dxa" w:w="60"/>
+              <w:right w:type="dxa" w:w="100"/>
+            </w:tcMar>
+          </w:tcPr>
+          <w:p>
+            <w:pPr>
+              <w:spacing w:after="20" w:line="270"/>
+            </w:pPr>
+            <w:r>
+              <w:rPr>
+                <w:rFonts w:ascii="맑은 고딕" w:cs="맑은 고딕" w:eastAsia="맑은 고딕" w:hAnsi="맑은 고딕"/>
+                <w:sz w:val="18"/>
+                <w:szCs w:val="18"/>
+              </w:rPr>
+              <w:t xml:space="preserve">7</w:t>
             </w:r>
           </w:p>
         </w:tc>
